--- a/assets/docs/lop2/Dao duc - Lop 2.docx
+++ b/assets/docs/lop2/Dao duc - Lop 2.docx
@@ -653,6 +653,19 @@
               <w:t>NLS-AT: Ảnh chỉ chụp cảnh vật, không chụp cận mặt người chưa xin phép.</w:t>
             </w:r>
           </w:p>
+          <w:p>
+            <w:pPr>
+              <w:spacing w:after="0"/>
+            </w:pPr>
+            <w:r>
+              <w:rPr>
+                <w:b w:val="0"/>
+                <w:i w:val="0"/>
+                <w:sz w:val="18"/>
+              </w:rPr>
+              <w:t>QPAN: Giáo dục biết ơn người có công với cách mạng; kính trọng cán bộ, chiến sĩ đang làm nhiệm vụ bảo vệ Tổ quốc; giới thiệu tinh thần đoàn kết toàn dân tộc và sự hi sinh của các chiến sĩ cách mạng khi nói về Tổ quốc Việt Nam.</w:t>
+            </w:r>
+          </w:p>
         </w:tc>
         <w:tc>
           <w:tcPr>
@@ -911,6 +924,19 @@
                 <w:sz w:val="18"/>
               </w:rPr>
               <w:t>NLS-KT (Cơ bản 1): hình ảnh, tư liệu về quê hương/đất nước phải lấy từ nguồn chính thống và đặt trang trọng.</w:t>
+            </w:r>
+          </w:p>
+          <w:p>
+            <w:pPr>
+              <w:spacing w:after="0"/>
+            </w:pPr>
+            <w:r>
+              <w:rPr>
+                <w:b w:val="0"/>
+                <w:i w:val="0"/>
+                <w:sz w:val="18"/>
+              </w:rPr>
+              <w:t>QPAN: Giáo dục biết ơn người có công với cách mạng; kính trọng cán bộ, chiến sĩ đang làm nhiệm vụ bảo vệ Tổ quốc; giới thiệu tinh thần đoàn kết toàn dân tộc và sự hi sinh của các chiến sĩ cách mạng khi nói về Tổ quốc Việt Nam.</w:t>
             </w:r>
           </w:p>
         </w:tc>
@@ -1844,6 +1870,19 @@
               <w:t>NLS-AT (Cơ bản 1): dùng thiết bị số có giờ giấc, biết giữ gìn đồ dùng và tài sản chung.</w:t>
             </w:r>
           </w:p>
+          <w:p>
+            <w:pPr>
+              <w:spacing w:after="0"/>
+            </w:pPr>
+            <w:r>
+              <w:rPr>
+                <w:b w:val="0"/>
+                <w:i w:val="0"/>
+                <w:sz w:val="18"/>
+              </w:rPr>
+              <w:t>KNS: KN quản lí thời gian: lập và thực hiện thời gian biểu hằng ngày của bản thân.</w:t>
+            </w:r>
+          </w:p>
         </w:tc>
         <w:tc>
           <w:tcPr>
@@ -2074,6 +2113,7 @@
                 <w:i w:val="0"/>
                 <w:sz w:val="18"/>
               </w:rPr>
+              <w:t>KNS: KN tự nhận thức: dám nhận lỗi và sửa lỗi; chịu trách nhiệm về việc mình làm.</w:t>
             </w:r>
           </w:p>
         </w:tc>
@@ -2309,6 +2349,19 @@
               <w:t>NLS-AT (Cơ bản 1): dùng thiết bị số có giờ giấc, biết giữ gìn đồ dùng và tài sản chung.</w:t>
             </w:r>
           </w:p>
+          <w:p>
+            <w:pPr>
+              <w:spacing w:after="0"/>
+            </w:pPr>
+            <w:r>
+              <w:rPr>
+                <w:b w:val="0"/>
+                <w:i w:val="0"/>
+                <w:sz w:val="18"/>
+              </w:rPr>
+              <w:t>KNS: KN chi tiêu và giữ gìn: dùng đồ dùng, tiền bạc hợp lí, giữ gìn của công.</w:t>
+            </w:r>
+          </w:p>
         </w:tc>
         <w:tc>
           <w:tcPr>
@@ -2540,6 +2593,19 @@
                 <w:sz w:val="18"/>
               </w:rPr>
               <w:t>NLS-AT (Cơ bản 1): dùng thiết bị số có giờ giấc, biết giữ gìn đồ dùng và tài sản chung.</w:t>
+            </w:r>
+          </w:p>
+          <w:p>
+            <w:pPr>
+              <w:spacing w:after="0"/>
+            </w:pPr>
+            <w:r>
+              <w:rPr>
+                <w:b w:val="0"/>
+                <w:i w:val="0"/>
+                <w:sz w:val="18"/>
+              </w:rPr>
+              <w:t>KNS: KN chi tiêu và giữ gìn: dùng đồ dùng, tiền bạc hợp lí, giữ gìn của công.</w:t>
             </w:r>
           </w:p>
         </w:tc>
@@ -2916,6 +2982,19 @@
               <w:t>NLS-GT (Cơ bản 1): ứng xử với thầy cô, bạn bè trên mạng cũng lễ phép như khi gặp trực tiếp.</w:t>
             </w:r>
           </w:p>
+          <w:p>
+            <w:pPr>
+              <w:spacing w:after="0"/>
+            </w:pPr>
+            <w:r>
+              <w:rPr>
+                <w:b w:val="0"/>
+                <w:i w:val="0"/>
+                <w:sz w:val="18"/>
+              </w:rPr>
+              <w:t>KNS: KN quản lí cảm xúc: nhận diện cảm xúc của mình và tìm cách bình tĩnh trở lại.</w:t>
+            </w:r>
+          </w:p>
         </w:tc>
         <w:tc>
           <w:tcPr>
@@ -3147,6 +3226,19 @@
                 <w:sz w:val="18"/>
               </w:rPr>
               <w:t>NLS-GT (Cơ bản 1): ứng xử với thầy cô, bạn bè trên mạng cũng lễ phép như khi gặp trực tiếp.</w:t>
+            </w:r>
+          </w:p>
+          <w:p>
+            <w:pPr>
+              <w:spacing w:after="0"/>
+            </w:pPr>
+            <w:r>
+              <w:rPr>
+                <w:b w:val="0"/>
+                <w:i w:val="0"/>
+                <w:sz w:val="18"/>
+              </w:rPr>
+              <w:t>KNS: KN quản lí cảm xúc: nhận diện cảm xúc của mình và tìm cách bình tĩnh trở lại.</w:t>
             </w:r>
           </w:p>
         </w:tc>
@@ -4080,6 +4172,19 @@
               <w:t>NLS-AT (Cơ bản 1): biết nhờ người lớn giúp khi gặp tình huống khó trên mạng; không cho người lạ thông tin riêng.</w:t>
             </w:r>
           </w:p>
+          <w:p>
+            <w:pPr>
+              <w:spacing w:after="0"/>
+            </w:pPr>
+            <w:r>
+              <w:rPr>
+                <w:b w:val="0"/>
+                <w:i w:val="0"/>
+                <w:sz w:val="18"/>
+              </w:rPr>
+              <w:t>QPAN: Giáo dục ý thức chấp hành nội quy, pháp luật — nền nếp đầu tiên của người công dân giữ gìn an ninh, trật tự.</w:t>
+            </w:r>
+          </w:p>
         </w:tc>
         <w:tc>
           <w:tcPr>
@@ -4195,6 +4300,19 @@
                 <w:sz w:val="18"/>
               </w:rPr>
               <w:t>NLS-AT (Cơ bản 1): biết nhờ người lớn giúp khi gặp tình huống khó trên mạng; không cho người lạ thông tin riêng.</w:t>
+            </w:r>
+          </w:p>
+          <w:p>
+            <w:pPr>
+              <w:spacing w:after="0"/>
+            </w:pPr>
+            <w:r>
+              <w:rPr>
+                <w:b w:val="0"/>
+                <w:i w:val="0"/>
+                <w:sz w:val="18"/>
+              </w:rPr>
+              <w:t>QPAN: Giáo dục ý thức chấp hành nội quy, pháp luật — nền nếp đầu tiên của người công dân giữ gìn an ninh, trật tự.</w:t>
             </w:r>
           </w:p>
         </w:tc>
@@ -4428,6 +4546,19 @@
                 <w:sz w:val="18"/>
               </w:rPr>
               <w:t>NLS-AT (Cơ bản 1): biết nhờ người lớn giúp khi gặp tình huống khó trên mạng; không cho người lạ thông tin riêng.</w:t>
+            </w:r>
+          </w:p>
+          <w:p>
+            <w:pPr>
+              <w:spacing w:after="0"/>
+            </w:pPr>
+            <w:r>
+              <w:rPr>
+                <w:b w:val="0"/>
+                <w:i w:val="0"/>
+                <w:sz w:val="18"/>
+              </w:rPr>
+              <w:t>QPAN: Giáo dục ý thức chấp hành nội quy, pháp luật — nền nếp đầu tiên của người công dân giữ gìn an ninh, trật tự.</w:t>
             </w:r>
           </w:p>
         </w:tc>

--- a/assets/docs/lop2/Dao duc - Lop 2.docx
+++ b/assets/docs/lop2/Dao duc - Lop 2.docx
@@ -923,7 +923,33 @@
                 <w:i w:val="0"/>
                 <w:sz w:val="18"/>
               </w:rPr>
-              <w:t>NLS-KT (Cơ bản 1): hình ảnh, tư liệu về quê hương/đất nước phải lấy từ nguồn chính thống và đặt trang trọng.</w:t>
+              <w:t>NLS-KT (Cơ bản 1): GV mở video bài hát “Màu xanh quê hương” và chiếu bộ ảnh cảnh vật quê mình như cánh đồng, con đường làng, mái trường, dòng sông</w:t>
+            </w:r>
+          </w:p>
+          <w:p>
+            <w:pPr>
+              <w:spacing w:after="0"/>
+            </w:pPr>
+            <w:r>
+              <w:rPr>
+                <w:b w:val="0"/>
+                <w:i w:val="0"/>
+                <w:sz w:val="18"/>
+              </w:rPr>
+              <w:t>NLS-GT (Cơ bản 1): Khi kể lại câu chuyện “Tình quê” theo tranh chiếu trên màn hình, HS kể nối tiếp trong nhóm rồi một nhóm kể trước lớp</w:t>
+            </w:r>
+          </w:p>
+          <w:p>
+            <w:pPr>
+              <w:spacing w:after="0"/>
+            </w:pPr>
+            <w:r>
+              <w:rPr>
+                <w:b w:val="0"/>
+                <w:i w:val="0"/>
+                <w:sz w:val="18"/>
+              </w:rPr>
+              <w:t>NLS-AT: Video và ảnh do cô mở, HS ngồi tại chỗ xem; ảnh quê hương chỉ dùng để học</w:t>
             </w:r>
           </w:p>
           <w:p>

--- a/assets/docs/lop2/Dao duc - Lop 2.docx
+++ b/assets/docs/lop2/Dao duc - Lop 2.docx
@@ -624,7 +624,7 @@
                 <w:i w:val="0"/>
                 <w:sz w:val="18"/>
               </w:rPr>
-              <w:t>NLS-KT (Cơ bản 1): GV mở video Quê hương tươi đẹp, gõ tên xã, tỉnh vào ô tìm kiếm hình ảnh; HS kiểm tra ảnh đúng địa phương</w:t>
+              <w:t>NLS-KT (Cơ bản 1): GV mở video bài hát Quê hương tươi đẹp vào bài “Vẻ đẹp quê hương em”, gõ tên xã</w:t>
             </w:r>
           </w:p>
           <w:p>
@@ -637,7 +637,7 @@
                 <w:i w:val="0"/>
                 <w:sz w:val="18"/>
               </w:rPr>
-              <w:t>NLS-KT (Cơ bản 1): GV chiếu bộ ảnh thiên nhiên quê hương do GV, phụ huynh chụp cùng ảnh Trường Sa; HS gọi tên nơi đó, nêu nét đẹp con người</w:t>
+              <w:t>NLS-KT (Cơ bản 1): GV chiếu bộ ảnh cảnh thiên nhiên quê hương do GV và phụ huynh chụp cùng ảnh đảo Trường Sa và bộ đội hải quân</w:t>
             </w:r>
           </w:p>
           <w:p>
@@ -650,7 +650,7 @@
                 <w:i w:val="0"/>
                 <w:sz w:val="18"/>
               </w:rPr>
-              <w:t>NLS-AT: Ảnh chỉ chụp cảnh vật, không chụp cận mặt người chưa xin phép.</w:t>
+              <w:t>NLS-AT: Ảnh đưa vào bài chỉ chụp cảnh vật, không chụp cận mặt người khác khi chưa xin phép</w:t>
             </w:r>
           </w:p>
           <w:p>
@@ -780,33 +780,6 @@
                 <w:i w:val="0"/>
                 <w:sz w:val="18"/>
               </w:rPr>
-              <w:t>NLS-KT (Cơ bản 1): GV nói vào micro điện thoại từ khoá để công cụ tìm kiếm giọng nói có AI hiện ảnh; HS kiểm tra ảnh nào đúng quê mình</w:t>
-            </w:r>
-          </w:p>
-          <w:p>
-            <w:pPr>
-              <w:spacing w:after="0"/>
-            </w:pPr>
-            <w:r>
-              <w:rPr>
-                <w:b w:val="0"/>
-                <w:i w:val="0"/>
-                <w:sz w:val="18"/>
-              </w:rPr>
-              <w:t>NLS-KT (Cơ bản 1): GV chiếu tranh bài tập 2 để HS quan sát nét mặt các bạn, đưa lời khuyên; chiếu ảnh cảnh đẹp có rác</w:t>
-            </w:r>
-          </w:p>
-          <w:p>
-            <w:pPr>
-              <w:spacing w:after="0"/>
-            </w:pPr>
-            <w:r>
-              <w:rPr>
-                <w:b w:val="0"/>
-                <w:i w:val="0"/>
-                <w:sz w:val="18"/>
-              </w:rPr>
-              <w:t>NLS-AT: Ảnh chỉ chụp cảnh vật, không chụp cận mặt người chưa xin phép.</w:t>
             </w:r>
           </w:p>
         </w:tc>
@@ -1311,7 +1284,6 @@
                 <w:i w:val="0"/>
                 <w:sz w:val="18"/>
               </w:rPr>
-              <w:t>NLS-GT (Cơ bản 1): ứng xử với thầy cô, bạn bè trên mạng cũng lễ phép như khi gặp trực tiếp.</w:t>
             </w:r>
           </w:p>
         </w:tc>
@@ -1544,7 +1516,6 @@
                 <w:i w:val="0"/>
                 <w:sz w:val="18"/>
               </w:rPr>
-              <w:t>NLS-GT (Cơ bản 1): ứng xử với thầy cô, bạn bè trên mạng cũng lễ phép như khi gặp trực tiếp.</w:t>
             </w:r>
           </w:p>
         </w:tc>
@@ -1893,7 +1864,33 @@
                 <w:i w:val="0"/>
                 <w:sz w:val="18"/>
               </w:rPr>
-              <w:t>NLS-AT (Cơ bản 1): dùng thiết bị số có giờ giấc, biết giữ gìn đồ dùng và tài sản chung.</w:t>
+              <w:t>NLS-GQVĐ (Cơ bản 1): GV chiếu đồng hồ bấm giờ trên máy để HS thấy rõ một phút dài bao nhiêu: bấm giờ khi một bạn cất sách vở</w:t>
+            </w:r>
+          </w:p>
+          <w:p>
+            <w:pPr>
+              <w:spacing w:after="0"/>
+            </w:pPr>
+            <w:r>
+              <w:rPr>
+                <w:b w:val="0"/>
+                <w:i w:val="0"/>
+                <w:sz w:val="18"/>
+              </w:rPr>
+              <w:t>NLS-KT (Cơ bản 1): GV chiếu bảng ghi thời gian một số việc thường ngày của trẻ em (ăn cơm, làm bài, xem ti vi, xem clip, chơi trò chơi trên máy)</w:t>
+            </w:r>
+          </w:p>
+          <w:p>
+            <w:pPr>
+              <w:spacing w:after="0"/>
+            </w:pPr>
+            <w:r>
+              <w:rPr>
+                <w:b w:val="0"/>
+                <w:i w:val="0"/>
+                <w:sz w:val="18"/>
+              </w:rPr>
+              <w:t>NLS-AT: GV nói thẳng vấn đề của lứa tuổi: xem ti vi, xem clip</w:t>
             </w:r>
           </w:p>
           <w:p>
@@ -2372,7 +2369,33 @@
                 <w:i w:val="0"/>
                 <w:sz w:val="18"/>
               </w:rPr>
-              <w:t>NLS-AT (Cơ bản 1): dùng thiết bị số có giờ giấc, biết giữ gìn đồ dùng và tài sản chung.</w:t>
+              <w:t>NLS-KT (Cơ bản 1): GV chụp ảnh cặp sách, hộp bút, giày dép của vài HS lúc đầu giờ rồi chiếu lên màn hình để cả lớp cùng nhận xét đồ nào</w:t>
+            </w:r>
+          </w:p>
+          <w:p>
+            <w:pPr>
+              <w:spacing w:after="0"/>
+            </w:pPr>
+            <w:r>
+              <w:rPr>
+                <w:b w:val="0"/>
+                <w:i w:val="0"/>
+                <w:sz w:val="18"/>
+              </w:rPr>
+              <w:t>NLS-ST (Cơ bản 1): GV cùng HS làm bảng nhắc việc bảo quản đồ dùng trên máy (bọc vở, cất bút sau khi dùng, để giày đúng chỗ)</w:t>
+            </w:r>
+          </w:p>
+          <w:p>
+            <w:pPr>
+              <w:spacing w:after="0"/>
+            </w:pPr>
+            <w:r>
+              <w:rPr>
+                <w:b w:val="0"/>
+                <w:i w:val="0"/>
+                <w:sz w:val="18"/>
+              </w:rPr>
+              <w:t>NLS-AT: GV chỉ chụp đồ dùng, không chụp mặt HS và không chiếu ảnh để chê bạn nào</w:t>
             </w:r>
           </w:p>
           <w:p>
@@ -2618,7 +2641,33 @@
                 <w:i w:val="0"/>
                 <w:sz w:val="18"/>
               </w:rPr>
-              <w:t>NLS-AT (Cơ bản 1): dùng thiết bị số có giờ giấc, biết giữ gìn đồ dùng và tài sản chung.</w:t>
+              <w:t>NLS-KT (Cơ bản 1): Trong nhà nay có nhiều đồ dùng chạy điện và có màn hình: GV chiếu phóng to tờ hướng dẫn sử dụng cùng các kí hiệu in trên</w:t>
+            </w:r>
+          </w:p>
+          <w:p>
+            <w:pPr>
+              <w:spacing w:after="0"/>
+            </w:pPr>
+            <w:r>
+              <w:rPr>
+                <w:b w:val="0"/>
+                <w:i w:val="0"/>
+                <w:sz w:val="18"/>
+              </w:rPr>
+              <w:t>NLS-GQVĐ (Cơ bản 1): GV chiếu các tình huống có thật: điện thoại bị rơi, máy tính bảng bị ướt, đồ dùng bị cắm sạc suốt đêm, quạt bị bám bụi</w:t>
+            </w:r>
+          </w:p>
+          <w:p>
+            <w:pPr>
+              <w:spacing w:after="0"/>
+            </w:pPr>
+            <w:r>
+              <w:rPr>
+                <w:b w:val="0"/>
+                <w:i w:val="0"/>
+                <w:sz w:val="18"/>
+              </w:rPr>
+              <w:t>NLS-AT: GV nhắc HS lớp 2: không tự cắm hay rút phích điện, không tự sạc điện thoại</w:t>
             </w:r>
           </w:p>
           <w:p>
@@ -3005,7 +3054,33 @@
                 <w:i w:val="0"/>
                 <w:sz w:val="18"/>
               </w:rPr>
-              <w:t>NLS-GT (Cơ bản 1): ứng xử với thầy cô, bạn bè trên mạng cũng lễ phép như khi gặp trực tiếp.</w:t>
+              <w:t>NLS-GT (Cơ bản 1): GV chiếu bảng biểu tượng cảm xúc quen thuộc trên điện thoại (mặt cười, mặt buồn, mặt giận) đặt cạnh ảnh khuôn mặt thật tương ứng</w:t>
+            </w:r>
+          </w:p>
+          <w:p>
+            <w:pPr>
+              <w:spacing w:after="0"/>
+            </w:pPr>
+            <w:r>
+              <w:rPr>
+                <w:b w:val="0"/>
+                <w:i w:val="0"/>
+                <w:sz w:val="18"/>
+              </w:rPr>
+              <w:t>NLS-ST (Cơ bản 1): GV lập bảng cảm xúc của lớp trên máy: mỗi HS chọn một biểu tượng hợp với tâm trạng hôm nay để GV bấm vào bảng</w:t>
+            </w:r>
+          </w:p>
+          <w:p>
+            <w:pPr>
+              <w:spacing w:after="0"/>
+            </w:pPr>
+            <w:r>
+              <w:rPr>
+                <w:b w:val="0"/>
+                <w:i w:val="0"/>
+                <w:sz w:val="18"/>
+              </w:rPr>
+              <w:t>NLS-AT: Bảng cảm xúc của lớp chỉ dùng trong lớp, không chụp gửi ra ngoài</w:t>
             </w:r>
           </w:p>
           <w:p>
@@ -3251,7 +3326,33 @@
                 <w:i w:val="0"/>
                 <w:sz w:val="18"/>
               </w:rPr>
-              <w:t>NLS-GT (Cơ bản 1): ứng xử với thầy cô, bạn bè trên mạng cũng lễ phép như khi gặp trực tiếp.</w:t>
+              <w:t>NLS-GQVĐ (Cơ bản 1): GV chiếu tình huống có thật với trẻ em: bị bạn trêu, thua trò chơi trên máy, bị nói lời khó nghe trong nhóm trò chuyện</w:t>
+            </w:r>
+          </w:p>
+          <w:p>
+            <w:pPr>
+              <w:spacing w:after="0"/>
+            </w:pPr>
+            <w:r>
+              <w:rPr>
+                <w:b w:val="0"/>
+                <w:i w:val="0"/>
+                <w:sz w:val="18"/>
+              </w:rPr>
+              <w:t>NLS-KT (Cơ bản 1): GV chiếu đoạn phim ngắn hướng dẫn cách hít thở làm dịu cơn giận</w:t>
+            </w:r>
+          </w:p>
+          <w:p>
+            <w:pPr>
+              <w:spacing w:after="0"/>
+            </w:pPr>
+            <w:r>
+              <w:rPr>
+                <w:b w:val="0"/>
+                <w:i w:val="0"/>
+                <w:sz w:val="18"/>
+              </w:rPr>
+              <w:t>NLS-AT: GV dạy HS: khi có ai nói lời khó nghe hoặc gửi hình ảnh làm mình sợ</w:t>
             </w:r>
           </w:p>
           <w:p>
@@ -3613,7 +3714,33 @@
                 <w:i w:val="0"/>
                 <w:sz w:val="18"/>
               </w:rPr>
-              <w:t>NLS-AT (Cơ bản 1): biết nhờ người lớn giúp khi gặp tình huống khó trên mạng; không cho người lạ thông tin riêng.</w:t>
+              <w:t>NLS-GT (Cơ bản 1): Ở nhà một mình, chiếc điện thoại là công cụ cầu cứu thật sự: GV chiếu ảnh màn hình điện thoại phóng to</w:t>
+            </w:r>
+          </w:p>
+          <w:p>
+            <w:pPr>
+              <w:spacing w:after="0"/>
+            </w:pPr>
+            <w:r>
+              <w:rPr>
+                <w:b w:val="0"/>
+                <w:i w:val="0"/>
+                <w:sz w:val="18"/>
+              </w:rPr>
+              <w:t>NLS-GQVĐ (Cơ bản 1): GV chiếu các tình huống trong nhà (cửa khoá không mở được, người lạ gõ cửa, bị đứt tay</w:t>
+            </w:r>
+          </w:p>
+          <w:p>
+            <w:pPr>
+              <w:spacing w:after="0"/>
+            </w:pPr>
+            <w:r>
+              <w:rPr>
+                <w:b w:val="0"/>
+                <w:i w:val="0"/>
+                <w:sz w:val="18"/>
+              </w:rPr>
+              <w:t>NLS-AT: GV nhấn mạnh: chỉ gọi số khẩn cấp khi thật sự cần, không gọi đùa</w:t>
             </w:r>
           </w:p>
         </w:tc>
@@ -3962,7 +4089,33 @@
                 <w:i w:val="0"/>
                 <w:sz w:val="18"/>
               </w:rPr>
-              <w:t>NLS-AT (Cơ bản 1): biết nhờ người lớn giúp khi gặp tình huống khó trên mạng; không cho người lạ thông tin riêng.</w:t>
+              <w:t>NLS-GQVĐ (Cơ bản 1): GV chiếu sơ đồ trường học trên máy và bấm sáng những nơi HS có thể tới nhờ giúp: phòng y tế, phòng bảo vệ, phòng giáo viên</w:t>
+            </w:r>
+          </w:p>
+          <w:p>
+            <w:pPr>
+              <w:spacing w:after="0"/>
+            </w:pPr>
+            <w:r>
+              <w:rPr>
+                <w:b w:val="0"/>
+                <w:i w:val="0"/>
+                <w:sz w:val="18"/>
+              </w:rPr>
+              <w:t>NLS-GT (Cơ bản 1): GV chiếu vài mẫu câu nhờ giúp đỡ lịch sự và cùng HS sửa những câu nói cộc lốc thành câu tử tế</w:t>
+            </w:r>
+          </w:p>
+          <w:p>
+            <w:pPr>
+              <w:spacing w:after="0"/>
+            </w:pPr>
+            <w:r>
+              <w:rPr>
+                <w:b w:val="0"/>
+                <w:i w:val="0"/>
+                <w:sz w:val="18"/>
+              </w:rPr>
+              <w:t>NLS-AT: GV nhắc HS: bị bạn trêu chọc, bị bắt nạt hay thấy bạn khác bị bắt nạt thì</w:t>
             </w:r>
           </w:p>
         </w:tc>
@@ -4195,7 +4348,33 @@
                 <w:i w:val="0"/>
                 <w:sz w:val="18"/>
               </w:rPr>
-              <w:t>NLS-AT (Cơ bản 1): biết nhờ người lớn giúp khi gặp tình huống khó trên mạng; không cho người lạ thông tin riêng.</w:t>
+              <w:t>NLS-KT (Cơ bản 1): GV chiếu ảnh chụp thật những nơi công cộng quen thuộc (siêu thị, công viên, bến xe) và bấm khoanh vào quầy loa phát thanh, chú bảo vệ</w:t>
+            </w:r>
+          </w:p>
+          <w:p>
+            <w:pPr>
+              <w:spacing w:after="0"/>
+            </w:pPr>
+            <w:r>
+              <w:rPr>
+                <w:b w:val="0"/>
+                <w:i w:val="0"/>
+                <w:sz w:val="18"/>
+              </w:rPr>
+              <w:t>NLS-GT (Cơ bản 1): GV hướng dẫn HS nói lời cầu cứu ngắn gọn qua loa hoặc qua điện thoại của người lớn giúp mình: cháu tên gì, đi cùng ai</w:t>
+            </w:r>
+          </w:p>
+          <w:p>
+            <w:pPr>
+              <w:spacing w:after="0"/>
+            </w:pPr>
+            <w:r>
+              <w:rPr>
+                <w:b w:val="0"/>
+                <w:i w:val="0"/>
+                <w:sz w:val="18"/>
+              </w:rPr>
+              <w:t>NLS-AT: GV nhấn mạnh: người lạ dù cho quà, dù nói quen bố mẹ</w:t>
             </w:r>
           </w:p>
           <w:p>
@@ -4325,7 +4504,33 @@
                 <w:i w:val="0"/>
                 <w:sz w:val="18"/>
               </w:rPr>
-              <w:t>NLS-AT (Cơ bản 1): biết nhờ người lớn giúp khi gặp tình huống khó trên mạng; không cho người lạ thông tin riêng.</w:t>
+              <w:t>NLS-KT (Cơ bản 1): GV chiếu ảnh chụp thật các biển nội quy, biển cấm ở nơi công cộng (công viên, bảo tàng, thư viện, bến xe, thang máy)</w:t>
+            </w:r>
+          </w:p>
+          <w:p>
+            <w:pPr>
+              <w:spacing w:after="0"/>
+            </w:pPr>
+            <w:r>
+              <w:rPr>
+                <w:b w:val="0"/>
+                <w:i w:val="0"/>
+                <w:sz w:val="18"/>
+              </w:rPr>
+              <w:t>NLS-GQVĐ (Cơ bản 1): GV chiếu ảnh một nơi công cộng rồi cho HS bấm chỉ những người đang làm đúng và làm sai quy định; mỗi lần HS chỉ</w:t>
+            </w:r>
+          </w:p>
+          <w:p>
+            <w:pPr>
+              <w:spacing w:after="0"/>
+            </w:pPr>
+            <w:r>
+              <w:rPr>
+                <w:b w:val="0"/>
+                <w:i w:val="0"/>
+                <w:sz w:val="18"/>
+              </w:rPr>
+              <w:t>NLS-AT: GV nhắc HS: nơi có biển cấm quay phim, chụp ảnh thì phải cất thiết bị</w:t>
             </w:r>
           </w:p>
           <w:p>
@@ -4571,7 +4776,33 @@
                 <w:i w:val="0"/>
                 <w:sz w:val="18"/>
               </w:rPr>
-              <w:t>NLS-AT (Cơ bản 1): biết nhờ người lớn giúp khi gặp tình huống khó trên mạng; không cho người lạ thông tin riêng.</w:t>
+              <w:t>NLS-GT (Cơ bản 1): GV nêu tình huống: em thấy một bạn khóc, một cụ già bị ngã ở nơi công cộng và có người rút điện thoại ra quay lại</w:t>
+            </w:r>
+          </w:p>
+          <w:p>
+            <w:pPr>
+              <w:spacing w:after="0"/>
+            </w:pPr>
+            <w:r>
+              <w:rPr>
+                <w:b w:val="0"/>
+                <w:i w:val="0"/>
+                <w:sz w:val="18"/>
+              </w:rPr>
+              <w:t>NLS-ST (Cơ bản 1): GV cùng HS làm một tấm bảng nội quy của lớp khi đi tham quan, sinh hoạt nơi công cộng: HS nêu từng điều</w:t>
+            </w:r>
+          </w:p>
+          <w:p>
+            <w:pPr>
+              <w:spacing w:after="0"/>
+            </w:pPr>
+            <w:r>
+              <w:rPr>
+                <w:b w:val="0"/>
+                <w:i w:val="0"/>
+                <w:sz w:val="18"/>
+              </w:rPr>
+              <w:t>NLS-AT: GV nhắc HS: đưa ảnh hay đoạn phim quay người khác lên mạng khi họ chưa đồng ý</w:t>
             </w:r>
           </w:p>
           <w:p>

--- a/assets/docs/lop2/Dao duc - Lop 2.docx
+++ b/assets/docs/lop2/Dao duc - Lop 2.docx
@@ -1284,6 +1284,33 @@
                 <w:i w:val="0"/>
                 <w:sz w:val="18"/>
               </w:rPr>
+              <w:t>NLS-KT (Cơ bản 1): Sau khi nghe bài hát “Bông hồng tặng cô”, GV chiếu bộ ảnh việc làm thể hiện lòng kính trọng thầy cô như chào hỏi lễ phép</w:t>
+            </w:r>
+          </w:p>
+          <w:p>
+            <w:pPr>
+              <w:spacing w:after="0"/>
+            </w:pPr>
+            <w:r>
+              <w:rPr>
+                <w:b w:val="0"/>
+                <w:i w:val="0"/>
+                <w:sz w:val="18"/>
+              </w:rPr>
+              <w:t>NLS-GQVĐ (Cơ bản 1): GV chiếu vài tình huống trên màn hình và cho HS chọn cách ứng xử phù hợp khi gặp thầy cô ở sân trường, khi mắc lỗi</w:t>
+            </w:r>
+          </w:p>
+          <w:p>
+            <w:pPr>
+              <w:spacing w:after="0"/>
+            </w:pPr>
+            <w:r>
+              <w:rPr>
+                <w:b w:val="0"/>
+                <w:i w:val="0"/>
+                <w:sz w:val="18"/>
+              </w:rPr>
+              <w:t>NLS-AT: Lớp chỉ dùng ảnh, tình huống do cô chuẩn bị</w:t>
             </w:r>
           </w:p>
         </w:tc>
@@ -1516,6 +1543,33 @@
                 <w:i w:val="0"/>
                 <w:sz w:val="18"/>
               </w:rPr>
+              <w:t>NLS-KT (Cơ bản 1): Sau khi hát bài “Lớp chúng ta đoàn kết”, GV chiếu bộ ảnh việc làm thể hiện tình bạn như cho bạn mượn bút, đỡ bạn khi ngã</w:t>
+            </w:r>
+          </w:p>
+          <w:p>
+            <w:pPr>
+              <w:spacing w:after="0"/>
+            </w:pPr>
+            <w:r>
+              <w:rPr>
+                <w:b w:val="0"/>
+                <w:i w:val="0"/>
+                <w:sz w:val="18"/>
+              </w:rPr>
+              <w:t>NLS-GQVĐ (Cơ bản 1): GV chiếu vài tình huống trên màn hình như bạn quên đồ dùng, bạn bị ngã ở sân, bạn buồn vì bị trêu</w:t>
+            </w:r>
+          </w:p>
+          <w:p>
+            <w:pPr>
+              <w:spacing w:after="0"/>
+            </w:pPr>
+            <w:r>
+              <w:rPr>
+                <w:b w:val="0"/>
+                <w:i w:val="0"/>
+                <w:sz w:val="18"/>
+              </w:rPr>
+              <w:t>NLS-AT: Lớp chỉ dùng ảnh, tình huống do cô chuẩn bị</w:t>
             </w:r>
           </w:p>
         </w:tc>
@@ -2130,6 +2184,45 @@
               <w:spacing w:after="0"/>
             </w:pPr>
             <w:r/>
+            <w:r>
+              <w:rPr>
+                <w:b w:val="0"/>
+                <w:i w:val="0"/>
+                <w:sz w:val="18"/>
+              </w:rPr>
+              <w:t>NLS-KT (Cơ bản 1): Ở bài “Nhận lỗi và sửa lỗi”, GV chiếu các đoạn phim tình huống ngắn về bạn nhỏ làm hỏng đồ của bạn, quên làm bài</w:t>
+            </w:r>
+          </w:p>
+          <w:p>
+            <w:pPr>
+              <w:spacing w:after="0"/>
+            </w:pPr>
+            <w:r>
+              <w:rPr>
+                <w:b w:val="0"/>
+                <w:i w:val="0"/>
+                <w:sz w:val="18"/>
+              </w:rPr>
+              <w:t>NLS-GQVĐ (Cơ bản 1): GV chiếu các cách ứng xử trên màn hình cho HS chọn cách đúng gồm nhận lỗi, xin lỗi, sửa lỗi; máy báo đúng</w:t>
+            </w:r>
+          </w:p>
+          <w:p>
+            <w:pPr>
+              <w:spacing w:after="0"/>
+            </w:pPr>
+            <w:r>
+              <w:rPr>
+                <w:b w:val="0"/>
+                <w:i w:val="0"/>
+                <w:sz w:val="18"/>
+              </w:rPr>
+              <w:t>NLS-AT: Lớp chỉ dùng tình huống do cô chuẩn bị</w:t>
+            </w:r>
+          </w:p>
+          <w:p>
+            <w:pPr>
+              <w:spacing w:after="0"/>
+            </w:pPr>
             <w:r>
               <w:rPr>
                 <w:b w:val="0"/>

--- a/assets/docs/lop2/Dao duc - Lop 2.docx
+++ b/assets/docs/lop2/Dao duc - Lop 2.docx
@@ -624,33 +624,7 @@
                 <w:i w:val="0"/>
                 <w:sz w:val="18"/>
               </w:rPr>
-              <w:t>NLS-KT (Cơ bản 1): GV mở video bài hát Quê hương tươi đẹp vào bài “Vẻ đẹp quê hương em”, gõ tên xã</w:t>
-            </w:r>
-          </w:p>
-          <w:p>
-            <w:pPr>
-              <w:spacing w:after="0"/>
-            </w:pPr>
-            <w:r>
-              <w:rPr>
-                <w:b w:val="0"/>
-                <w:i w:val="0"/>
-                <w:sz w:val="18"/>
-              </w:rPr>
-              <w:t>NLS-KT (Cơ bản 1): GV chiếu bộ ảnh cảnh thiên nhiên quê hương do GV và phụ huynh chụp cùng ảnh đảo Trường Sa và bộ đội hải quân</w:t>
-            </w:r>
-          </w:p>
-          <w:p>
-            <w:pPr>
-              <w:spacing w:after="0"/>
-            </w:pPr>
-            <w:r>
-              <w:rPr>
-                <w:b w:val="0"/>
-                <w:i w:val="0"/>
-                <w:sz w:val="18"/>
-              </w:rPr>
-              <w:t>NLS-AT: Ảnh đưa vào bài chỉ chụp cảnh vật, không chụp cận mặt người khác khi chưa xin phép</w:t>
+              <w:t>NLS-KT (Cơ bản 1): Mở video bài hát Quê hương tươi đẹp vào bài “Vẻ đẹp quê hương em”, gõ tên xã, phường.</w:t>
             </w:r>
           </w:p>
           <w:p>
@@ -896,33 +870,7 @@
                 <w:i w:val="0"/>
                 <w:sz w:val="18"/>
               </w:rPr>
-              <w:t>NLS-KT (Cơ bản 1): GV mở video bài hát “Màu xanh quê hương” và chiếu bộ ảnh cảnh vật quê mình như cánh đồng, con đường làng, mái trường, dòng sông</w:t>
-            </w:r>
-          </w:p>
-          <w:p>
-            <w:pPr>
-              <w:spacing w:after="0"/>
-            </w:pPr>
-            <w:r>
-              <w:rPr>
-                <w:b w:val="0"/>
-                <w:i w:val="0"/>
-                <w:sz w:val="18"/>
-              </w:rPr>
-              <w:t>NLS-GT (Cơ bản 1): Khi kể lại câu chuyện “Tình quê” theo tranh chiếu trên màn hình, HS kể nối tiếp trong nhóm rồi một nhóm kể trước lớp</w:t>
-            </w:r>
-          </w:p>
-          <w:p>
-            <w:pPr>
-              <w:spacing w:after="0"/>
-            </w:pPr>
-            <w:r>
-              <w:rPr>
-                <w:b w:val="0"/>
-                <w:i w:val="0"/>
-                <w:sz w:val="18"/>
-              </w:rPr>
-              <w:t>NLS-AT: Video và ảnh do cô mở, HS ngồi tại chỗ xem; ảnh quê hương chỉ dùng để học</w:t>
+              <w:t>NLS-GT (Cơ bản 1): Khi kể lại câu chuyện “Tình quê” theo tranh chiếu trên màn hình.</w:t>
             </w:r>
           </w:p>
           <w:p>
@@ -1284,33 +1232,7 @@
                 <w:i w:val="0"/>
                 <w:sz w:val="18"/>
               </w:rPr>
-              <w:t>NLS-KT (Cơ bản 1): Sau khi nghe bài hát “Bông hồng tặng cô”, GV chiếu bộ ảnh việc làm thể hiện lòng kính trọng thầy cô như chào hỏi lễ phép</w:t>
-            </w:r>
-          </w:p>
-          <w:p>
-            <w:pPr>
-              <w:spacing w:after="0"/>
-            </w:pPr>
-            <w:r>
-              <w:rPr>
-                <w:b w:val="0"/>
-                <w:i w:val="0"/>
-                <w:sz w:val="18"/>
-              </w:rPr>
-              <w:t>NLS-GQVĐ (Cơ bản 1): GV chiếu vài tình huống trên màn hình và cho HS chọn cách ứng xử phù hợp khi gặp thầy cô ở sân trường, khi mắc lỗi</w:t>
-            </w:r>
-          </w:p>
-          <w:p>
-            <w:pPr>
-              <w:spacing w:after="0"/>
-            </w:pPr>
-            <w:r>
-              <w:rPr>
-                <w:b w:val="0"/>
-                <w:i w:val="0"/>
-                <w:sz w:val="18"/>
-              </w:rPr>
-              <w:t>NLS-AT: Lớp chỉ dùng ảnh, tình huống do cô chuẩn bị</w:t>
+              <w:t>NLS-KT (Cơ bản 1): Sau khi nghe bài hát “Bông hồng tặng cô”, GV chiếu bộ ảnh việc làm thể hiện lòng kính trọng thầy cô.</w:t>
             </w:r>
           </w:p>
         </w:tc>
@@ -1543,33 +1465,7 @@
                 <w:i w:val="0"/>
                 <w:sz w:val="18"/>
               </w:rPr>
-              <w:t>NLS-KT (Cơ bản 1): Sau khi hát bài “Lớp chúng ta đoàn kết”, GV chiếu bộ ảnh việc làm thể hiện tình bạn như cho bạn mượn bút, đỡ bạn khi ngã</w:t>
-            </w:r>
-          </w:p>
-          <w:p>
-            <w:pPr>
-              <w:spacing w:after="0"/>
-            </w:pPr>
-            <w:r>
-              <w:rPr>
-                <w:b w:val="0"/>
-                <w:i w:val="0"/>
-                <w:sz w:val="18"/>
-              </w:rPr>
-              <w:t>NLS-GQVĐ (Cơ bản 1): GV chiếu vài tình huống trên màn hình như bạn quên đồ dùng, bạn bị ngã ở sân, bạn buồn vì bị trêu</w:t>
-            </w:r>
-          </w:p>
-          <w:p>
-            <w:pPr>
-              <w:spacing w:after="0"/>
-            </w:pPr>
-            <w:r>
-              <w:rPr>
-                <w:b w:val="0"/>
-                <w:i w:val="0"/>
-                <w:sz w:val="18"/>
-              </w:rPr>
-              <w:t>NLS-AT: Lớp chỉ dùng ảnh, tình huống do cô chuẩn bị</w:t>
+              <w:t>NLS-GQVĐ (Cơ bản 1): Chiếu vài tình huống trên màn hình như bạn quên đồ dùng, bạn bị ngã ở sân, bạn buồn vì bị trêu.</w:t>
             </w:r>
           </w:p>
         </w:tc>
@@ -1918,33 +1814,7 @@
                 <w:i w:val="0"/>
                 <w:sz w:val="18"/>
               </w:rPr>
-              <w:t>NLS-GQVĐ (Cơ bản 1): GV chiếu đồng hồ bấm giờ trên máy để HS thấy rõ một phút dài bao nhiêu: bấm giờ khi một bạn cất sách vở</w:t>
-            </w:r>
-          </w:p>
-          <w:p>
-            <w:pPr>
-              <w:spacing w:after="0"/>
-            </w:pPr>
-            <w:r>
-              <w:rPr>
-                <w:b w:val="0"/>
-                <w:i w:val="0"/>
-                <w:sz w:val="18"/>
-              </w:rPr>
-              <w:t>NLS-KT (Cơ bản 1): GV chiếu bảng ghi thời gian một số việc thường ngày của trẻ em (ăn cơm, làm bài, xem ti vi, xem clip, chơi trò chơi trên máy)</w:t>
-            </w:r>
-          </w:p>
-          <w:p>
-            <w:pPr>
-              <w:spacing w:after="0"/>
-            </w:pPr>
-            <w:r>
-              <w:rPr>
-                <w:b w:val="0"/>
-                <w:i w:val="0"/>
-                <w:sz w:val="18"/>
-              </w:rPr>
-              <w:t>NLS-AT: GV nói thẳng vấn đề của lứa tuổi: xem ti vi, xem clip</w:t>
+              <w:t>NLS-KT (Cơ bản 1): Chiếu bảng ghi thời gian một số việc thường ngày của trẻ em (ăn cơm, làm bài, xem ti vi, xem clip, chơi trò chơi trên máy).</w:t>
             </w:r>
           </w:p>
           <w:p>
@@ -2190,33 +2060,7 @@
                 <w:i w:val="0"/>
                 <w:sz w:val="18"/>
               </w:rPr>
-              <w:t>NLS-KT (Cơ bản 1): Ở bài “Nhận lỗi và sửa lỗi”, GV chiếu các đoạn phim tình huống ngắn về bạn nhỏ làm hỏng đồ của bạn, quên làm bài</w:t>
-            </w:r>
-          </w:p>
-          <w:p>
-            <w:pPr>
-              <w:spacing w:after="0"/>
-            </w:pPr>
-            <w:r>
-              <w:rPr>
-                <w:b w:val="0"/>
-                <w:i w:val="0"/>
-                <w:sz w:val="18"/>
-              </w:rPr>
-              <w:t>NLS-GQVĐ (Cơ bản 1): GV chiếu các cách ứng xử trên màn hình cho HS chọn cách đúng gồm nhận lỗi, xin lỗi, sửa lỗi; máy báo đúng</w:t>
-            </w:r>
-          </w:p>
-          <w:p>
-            <w:pPr>
-              <w:spacing w:after="0"/>
-            </w:pPr>
-            <w:r>
-              <w:rPr>
-                <w:b w:val="0"/>
-                <w:i w:val="0"/>
-                <w:sz w:val="18"/>
-              </w:rPr>
-              <w:t>NLS-AT: Lớp chỉ dùng tình huống do cô chuẩn bị</w:t>
+              <w:t>NLS-GQVĐ (Cơ bản 1): Chiếu các cách ứng xử trên màn hình cho HS chọn cách đúng gồm nhận lỗi, xin lỗi, sửa lỗi.</w:t>
             </w:r>
           </w:p>
           <w:p>
@@ -2462,33 +2306,7 @@
                 <w:i w:val="0"/>
                 <w:sz w:val="18"/>
               </w:rPr>
-              <w:t>NLS-KT (Cơ bản 1): GV chụp ảnh cặp sách, hộp bút, giày dép của vài HS lúc đầu giờ rồi chiếu lên màn hình để cả lớp cùng nhận xét đồ nào</w:t>
-            </w:r>
-          </w:p>
-          <w:p>
-            <w:pPr>
-              <w:spacing w:after="0"/>
-            </w:pPr>
-            <w:r>
-              <w:rPr>
-                <w:b w:val="0"/>
-                <w:i w:val="0"/>
-                <w:sz w:val="18"/>
-              </w:rPr>
-              <w:t>NLS-ST (Cơ bản 1): GV cùng HS làm bảng nhắc việc bảo quản đồ dùng trên máy (bọc vở, cất bút sau khi dùng, để giày đúng chỗ)</w:t>
-            </w:r>
-          </w:p>
-          <w:p>
-            <w:pPr>
-              <w:spacing w:after="0"/>
-            </w:pPr>
-            <w:r>
-              <w:rPr>
-                <w:b w:val="0"/>
-                <w:i w:val="0"/>
-                <w:sz w:val="18"/>
-              </w:rPr>
-              <w:t>NLS-AT: GV chỉ chụp đồ dùng, không chụp mặt HS và không chiếu ảnh để chê bạn nào</w:t>
+              <w:t>NLS-KT (Cơ bản 1): Chụp ảnh cặp sách, hộp bút, giày dép của vài HS lúc đầu giờ rồi chiếu lên màn hình.</w:t>
             </w:r>
           </w:p>
           <w:p>
@@ -2734,33 +2552,7 @@
                 <w:i w:val="0"/>
                 <w:sz w:val="18"/>
               </w:rPr>
-              <w:t>NLS-KT (Cơ bản 1): Trong nhà nay có nhiều đồ dùng chạy điện và có màn hình: GV chiếu phóng to tờ hướng dẫn sử dụng cùng các kí hiệu in trên</w:t>
-            </w:r>
-          </w:p>
-          <w:p>
-            <w:pPr>
-              <w:spacing w:after="0"/>
-            </w:pPr>
-            <w:r>
-              <w:rPr>
-                <w:b w:val="0"/>
-                <w:i w:val="0"/>
-                <w:sz w:val="18"/>
-              </w:rPr>
-              <w:t>NLS-GQVĐ (Cơ bản 1): GV chiếu các tình huống có thật: điện thoại bị rơi, máy tính bảng bị ướt, đồ dùng bị cắm sạc suốt đêm, quạt bị bám bụi</w:t>
-            </w:r>
-          </w:p>
-          <w:p>
-            <w:pPr>
-              <w:spacing w:after="0"/>
-            </w:pPr>
-            <w:r>
-              <w:rPr>
-                <w:b w:val="0"/>
-                <w:i w:val="0"/>
-                <w:sz w:val="18"/>
-              </w:rPr>
-              <w:t>NLS-AT: GV nhắc HS lớp 2: không tự cắm hay rút phích điện, không tự sạc điện thoại</w:t>
+              <w:t>NLS-GQVĐ (Cơ bản 1): Chiếu các tình huống có thật.</w:t>
             </w:r>
           </w:p>
           <w:p>
@@ -3147,33 +2939,7 @@
                 <w:i w:val="0"/>
                 <w:sz w:val="18"/>
               </w:rPr>
-              <w:t>NLS-GT (Cơ bản 1): GV chiếu bảng biểu tượng cảm xúc quen thuộc trên điện thoại (mặt cười, mặt buồn, mặt giận) đặt cạnh ảnh khuôn mặt thật tương ứng</w:t>
-            </w:r>
-          </w:p>
-          <w:p>
-            <w:pPr>
-              <w:spacing w:after="0"/>
-            </w:pPr>
-            <w:r>
-              <w:rPr>
-                <w:b w:val="0"/>
-                <w:i w:val="0"/>
-                <w:sz w:val="18"/>
-              </w:rPr>
-              <w:t>NLS-ST (Cơ bản 1): GV lập bảng cảm xúc của lớp trên máy: mỗi HS chọn một biểu tượng hợp với tâm trạng hôm nay để GV bấm vào bảng</w:t>
-            </w:r>
-          </w:p>
-          <w:p>
-            <w:pPr>
-              <w:spacing w:after="0"/>
-            </w:pPr>
-            <w:r>
-              <w:rPr>
-                <w:b w:val="0"/>
-                <w:i w:val="0"/>
-                <w:sz w:val="18"/>
-              </w:rPr>
-              <w:t>NLS-AT: Bảng cảm xúc của lớp chỉ dùng trong lớp, không chụp gửi ra ngoài</w:t>
+              <w:t>NLS-GT (Cơ bản 1): Chiếu bảng biểu tượng cảm xúc quen thuộc trên điện thoại (mặt cười, mặt buồn, mặt giận) đặt cạnh ảnh khuôn mặt thật tương ứng.</w:t>
             </w:r>
           </w:p>
           <w:p>
@@ -3419,33 +3185,7 @@
                 <w:i w:val="0"/>
                 <w:sz w:val="18"/>
               </w:rPr>
-              <w:t>NLS-GQVĐ (Cơ bản 1): GV chiếu tình huống có thật với trẻ em: bị bạn trêu, thua trò chơi trên máy, bị nói lời khó nghe trong nhóm trò chuyện</w:t>
-            </w:r>
-          </w:p>
-          <w:p>
-            <w:pPr>
-              <w:spacing w:after="0"/>
-            </w:pPr>
-            <w:r>
-              <w:rPr>
-                <w:b w:val="0"/>
-                <w:i w:val="0"/>
-                <w:sz w:val="18"/>
-              </w:rPr>
-              <w:t>NLS-KT (Cơ bản 1): GV chiếu đoạn phim ngắn hướng dẫn cách hít thở làm dịu cơn giận</w:t>
-            </w:r>
-          </w:p>
-          <w:p>
-            <w:pPr>
-              <w:spacing w:after="0"/>
-            </w:pPr>
-            <w:r>
-              <w:rPr>
-                <w:b w:val="0"/>
-                <w:i w:val="0"/>
-                <w:sz w:val="18"/>
-              </w:rPr>
-              <w:t>NLS-AT: GV dạy HS: khi có ai nói lời khó nghe hoặc gửi hình ảnh làm mình sợ</w:t>
+              <w:t>NLS-GQVĐ (Cơ bản 1): Chiếu tình huống có thật với trẻ em.</w:t>
             </w:r>
           </w:p>
           <w:p>
@@ -3807,33 +3547,7 @@
                 <w:i w:val="0"/>
                 <w:sz w:val="18"/>
               </w:rPr>
-              <w:t>NLS-GT (Cơ bản 1): Ở nhà một mình, chiếc điện thoại là công cụ cầu cứu thật sự: GV chiếu ảnh màn hình điện thoại phóng to</w:t>
-            </w:r>
-          </w:p>
-          <w:p>
-            <w:pPr>
-              <w:spacing w:after="0"/>
-            </w:pPr>
-            <w:r>
-              <w:rPr>
-                <w:b w:val="0"/>
-                <w:i w:val="0"/>
-                <w:sz w:val="18"/>
-              </w:rPr>
-              <w:t>NLS-GQVĐ (Cơ bản 1): GV chiếu các tình huống trong nhà (cửa khoá không mở được, người lạ gõ cửa, bị đứt tay</w:t>
-            </w:r>
-          </w:p>
-          <w:p>
-            <w:pPr>
-              <w:spacing w:after="0"/>
-            </w:pPr>
-            <w:r>
-              <w:rPr>
-                <w:b w:val="0"/>
-                <w:i w:val="0"/>
-                <w:sz w:val="18"/>
-              </w:rPr>
-              <w:t>NLS-AT: GV nhấn mạnh: chỉ gọi số khẩn cấp khi thật sự cần, không gọi đùa</w:t>
+              <w:t>NLS-GT (Cơ bản 1): Ở nhà một mình, chiếc điện thoại là công cụ cầu cứu thật sự.</w:t>
             </w:r>
           </w:p>
         </w:tc>
@@ -4182,33 +3896,7 @@
                 <w:i w:val="0"/>
                 <w:sz w:val="18"/>
               </w:rPr>
-              <w:t>NLS-GQVĐ (Cơ bản 1): GV chiếu sơ đồ trường học trên máy và bấm sáng những nơi HS có thể tới nhờ giúp: phòng y tế, phòng bảo vệ, phòng giáo viên</w:t>
-            </w:r>
-          </w:p>
-          <w:p>
-            <w:pPr>
-              <w:spacing w:after="0"/>
-            </w:pPr>
-            <w:r>
-              <w:rPr>
-                <w:b w:val="0"/>
-                <w:i w:val="0"/>
-                <w:sz w:val="18"/>
-              </w:rPr>
-              <w:t>NLS-GT (Cơ bản 1): GV chiếu vài mẫu câu nhờ giúp đỡ lịch sự và cùng HS sửa những câu nói cộc lốc thành câu tử tế</w:t>
-            </w:r>
-          </w:p>
-          <w:p>
-            <w:pPr>
-              <w:spacing w:after="0"/>
-            </w:pPr>
-            <w:r>
-              <w:rPr>
-                <w:b w:val="0"/>
-                <w:i w:val="0"/>
-                <w:sz w:val="18"/>
-              </w:rPr>
-              <w:t>NLS-AT: GV nhắc HS: bị bạn trêu chọc, bị bắt nạt hay thấy bạn khác bị bắt nạt thì</w:t>
+              <w:t>NLS-GQVĐ (Cơ bản 1): Chiếu sơ đồ trường học trên máy và bấm sáng những nơi.</w:t>
             </w:r>
           </w:p>
         </w:tc>
@@ -4441,33 +4129,7 @@
                 <w:i w:val="0"/>
                 <w:sz w:val="18"/>
               </w:rPr>
-              <w:t>NLS-KT (Cơ bản 1): GV chiếu ảnh chụp thật những nơi công cộng quen thuộc (siêu thị, công viên, bến xe) và bấm khoanh vào quầy loa phát thanh, chú bảo vệ</w:t>
-            </w:r>
-          </w:p>
-          <w:p>
-            <w:pPr>
-              <w:spacing w:after="0"/>
-            </w:pPr>
-            <w:r>
-              <w:rPr>
-                <w:b w:val="0"/>
-                <w:i w:val="0"/>
-                <w:sz w:val="18"/>
-              </w:rPr>
-              <w:t>NLS-GT (Cơ bản 1): GV hướng dẫn HS nói lời cầu cứu ngắn gọn qua loa hoặc qua điện thoại của người lớn giúp mình: cháu tên gì, đi cùng ai</w:t>
-            </w:r>
-          </w:p>
-          <w:p>
-            <w:pPr>
-              <w:spacing w:after="0"/>
-            </w:pPr>
-            <w:r>
-              <w:rPr>
-                <w:b w:val="0"/>
-                <w:i w:val="0"/>
-                <w:sz w:val="18"/>
-              </w:rPr>
-              <w:t>NLS-AT: GV nhấn mạnh: người lạ dù cho quà, dù nói quen bố mẹ</w:t>
+              <w:t>NLS-KT (Cơ bản 1): Chiếu ảnh chụp thật những nơi công cộng quen thuộc (siêu thị, công viên, bến xe).</w:t>
             </w:r>
           </w:p>
           <w:p>
@@ -4597,33 +4259,7 @@
                 <w:i w:val="0"/>
                 <w:sz w:val="18"/>
               </w:rPr>
-              <w:t>NLS-KT (Cơ bản 1): GV chiếu ảnh chụp thật các biển nội quy, biển cấm ở nơi công cộng (công viên, bảo tàng, thư viện, bến xe, thang máy)</w:t>
-            </w:r>
-          </w:p>
-          <w:p>
-            <w:pPr>
-              <w:spacing w:after="0"/>
-            </w:pPr>
-            <w:r>
-              <w:rPr>
-                <w:b w:val="0"/>
-                <w:i w:val="0"/>
-                <w:sz w:val="18"/>
-              </w:rPr>
-              <w:t>NLS-GQVĐ (Cơ bản 1): GV chiếu ảnh một nơi công cộng rồi cho HS bấm chỉ những người đang làm đúng và làm sai quy định; mỗi lần HS chỉ</w:t>
-            </w:r>
-          </w:p>
-          <w:p>
-            <w:pPr>
-              <w:spacing w:after="0"/>
-            </w:pPr>
-            <w:r>
-              <w:rPr>
-                <w:b w:val="0"/>
-                <w:i w:val="0"/>
-                <w:sz w:val="18"/>
-              </w:rPr>
-              <w:t>NLS-AT: GV nhắc HS: nơi có biển cấm quay phim, chụp ảnh thì phải cất thiết bị</w:t>
+              <w:t>NLS-GQVĐ (Cơ bản 1): Chiếu ảnh một nơi công cộng.</w:t>
             </w:r>
           </w:p>
           <w:p>
@@ -4869,33 +4505,7 @@
                 <w:i w:val="0"/>
                 <w:sz w:val="18"/>
               </w:rPr>
-              <w:t>NLS-GT (Cơ bản 1): GV nêu tình huống: em thấy một bạn khóc, một cụ già bị ngã ở nơi công cộng và có người rút điện thoại ra quay lại</w:t>
-            </w:r>
-          </w:p>
-          <w:p>
-            <w:pPr>
-              <w:spacing w:after="0"/>
-            </w:pPr>
-            <w:r>
-              <w:rPr>
-                <w:b w:val="0"/>
-                <w:i w:val="0"/>
-                <w:sz w:val="18"/>
-              </w:rPr>
-              <w:t>NLS-ST (Cơ bản 1): GV cùng HS làm một tấm bảng nội quy của lớp khi đi tham quan, sinh hoạt nơi công cộng: HS nêu từng điều</w:t>
-            </w:r>
-          </w:p>
-          <w:p>
-            <w:pPr>
-              <w:spacing w:after="0"/>
-            </w:pPr>
-            <w:r>
-              <w:rPr>
-                <w:b w:val="0"/>
-                <w:i w:val="0"/>
-                <w:sz w:val="18"/>
-              </w:rPr>
-              <w:t>NLS-AT: GV nhắc HS: đưa ảnh hay đoạn phim quay người khác lên mạng khi họ chưa đồng ý</w:t>
+              <w:t>NLS-GT (Cơ bản 1): Nêu tình huống: em thấy một bạn khóc, một cụ già bị ngã ở nơi công cộng và có người rút điện thoại ra quay lại.</w:t>
             </w:r>
           </w:p>
           <w:p>

--- a/assets/docs/lop2/Dao duc - Lop 2.docx
+++ b/assets/docs/lop2/Dao duc - Lop 2.docx
@@ -585,7 +585,7 @@
                 <w:i w:val="0"/>
                 <w:sz w:val="20"/>
               </w:rPr>
-              <w:t>Bài 1: VẺ ĐẸP QUÊ HƯƠNG EM (Tiết 1)</w:t>
+              <w:t>Bài 1. Vẻ đẹp quê hương em (Tiết 1)</w:t>
             </w:r>
           </w:p>
         </w:tc>
@@ -624,7 +624,7 @@
                 <w:i w:val="0"/>
                 <w:sz w:val="18"/>
               </w:rPr>
-              <w:t>NLS-KT (Cơ bản 1): Mở video bài hát Quê hương tươi đẹp vào bài “Vẻ đẹp quê hương em”, gõ tên xã, phường.</w:t>
+              <w:t>Năng lực số 1.1 CB1a: HS xem ảnh, video cảnh đẹp quê hương GV chiếu và gọi tên được cảnh mình nhận ra</w:t>
             </w:r>
           </w:p>
           <w:p>
@@ -715,7 +715,7 @@
                 <w:i w:val="0"/>
                 <w:sz w:val="20"/>
               </w:rPr>
-              <w:t>Bài 1: VẺ ĐẸP QUÊ HƯƠNG EM (Tiết 2)</w:t>
+              <w:t>Bài 1. Vẻ đẹp quê hương em (Tiết 2)</w:t>
             </w:r>
           </w:p>
         </w:tc>
@@ -754,6 +754,7 @@
                 <w:i w:val="0"/>
                 <w:sz w:val="18"/>
               </w:rPr>
+              <w:t>Tích hợp AI; YCCĐ 2.A1.1: HS biết dùng công cụ có hỗ trợ AI để tìm kiếm hình ảnh, thông tin đẹp về quê hương mình dưới sự hướng dẫn của GV; Năng lực số 1.1 CB1b: HS chỉ được vị trí quê mình trên bản đồ số và gọi tên vài nơi quen thuộc nhìn thấy trên màn hình</w:t>
             </w:r>
           </w:p>
         </w:tc>
@@ -831,7 +832,7 @@
                 <w:i w:val="0"/>
                 <w:sz w:val="20"/>
               </w:rPr>
-              <w:t>Bài 2: EM YÊU QUÊ HƯƠNG (Tiết 1)</w:t>
+              <w:t>Bài 2. Em yêu quê hương (Tiết 1)</w:t>
             </w:r>
           </w:p>
         </w:tc>
@@ -870,7 +871,7 @@
                 <w:i w:val="0"/>
                 <w:sz w:val="18"/>
               </w:rPr>
-              <w:t>NLS-GT (Cơ bản 1): Khi kể lại câu chuyện “Tình quê” theo tranh chiếu trên màn hình.</w:t>
+              <w:t>Tích hợp AI; YCCĐ 2.A1.1: HS biết dùng công cụ có hỗ trợ AI để tìm kiếm hình ảnh, thông tin đẹp về quê hương dưới sự hướng dẫn của GV; biết kiểm tra kết quả và không cung cấp thông tin cá nhân; Năng lực số 3.1 CB1a: HS kể được việc mình đã làm cho quê hương khi ảnh của mình hiện lên màn hình</w:t>
             </w:r>
           </w:p>
           <w:p>
@@ -961,7 +962,7 @@
                 <w:i w:val="0"/>
                 <w:sz w:val="20"/>
               </w:rPr>
-              <w:t>Bài 2: EM YÊU QUÊ HƯƠNG (Tiết 2)</w:t>
+              <w:t>Bài 2. Em yêu quê hương (Tiết 2)</w:t>
             </w:r>
           </w:p>
         </w:tc>
@@ -1000,6 +1001,7 @@
                 <w:i w:val="0"/>
                 <w:sz w:val="18"/>
               </w:rPr>
+              <w:t>Năng lực số 3.1 CB1a: HS kể được việc mình đã làm cho quê hương khi ảnh của mình hiện lên màn hình</w:t>
             </w:r>
           </w:p>
         </w:tc>
@@ -1077,7 +1079,7 @@
                 <w:i w:val="0"/>
                 <w:sz w:val="20"/>
               </w:rPr>
-              <w:t>Bài 2: EM YÊU QUÊ HƯƠNG (Tiết 3)</w:t>
+              <w:t>Bài 2. Em yêu quê hương (Tiết 3)</w:t>
             </w:r>
           </w:p>
         </w:tc>
@@ -1116,6 +1118,7 @@
                 <w:i w:val="0"/>
                 <w:sz w:val="18"/>
               </w:rPr>
+              <w:t>Năng lực số 3.1 CB1a: HS kể được việc mình đã làm cho quê hương khi ảnh của mình hiện lên màn hình</w:t>
             </w:r>
           </w:p>
         </w:tc>
@@ -1193,7 +1196,7 @@
                 <w:i w:val="0"/>
                 <w:sz w:val="20"/>
               </w:rPr>
-              <w:t>Bài 3: KÍNH TRỌNG THẦY GIÁO, CÔ GIÁO (Tiết 1)</w:t>
+              <w:t>Bài 3. Kính trọng thầy giáo, cô giáo (Tiết 1)</w:t>
             </w:r>
           </w:p>
         </w:tc>
@@ -1232,7 +1235,7 @@
                 <w:i w:val="0"/>
                 <w:sz w:val="18"/>
               </w:rPr>
-              <w:t>NLS-KT (Cơ bản 1): Sau khi nghe bài hát “Bông hồng tặng cô”, GV chiếu bộ ảnh việc làm thể hiện lòng kính trọng thầy cô.</w:t>
+              <w:t>Tích hợp AI; YCCĐ 2.A1.2: HS hiểu AI có thể hỗ trợ thầy cô giảng bài nhưng tình cảm, sự quan tâm và động viên của thầy cô là điều AI không thể thay thế</w:t>
             </w:r>
           </w:p>
         </w:tc>
@@ -1310,7 +1313,7 @@
                 <w:i w:val="0"/>
                 <w:sz w:val="20"/>
               </w:rPr>
-              <w:t>Bài 3: KÍNH TRỌNG THẦY GIÁO, CÔ GIÁO (Tiết 2)</w:t>
+              <w:t>Bài 3. Kính trọng thầy giáo, cô giáo (Tiết 2)</w:t>
             </w:r>
           </w:p>
         </w:tc>
@@ -1349,6 +1352,7 @@
                 <w:i w:val="0"/>
                 <w:sz w:val="18"/>
               </w:rPr>
+              <w:t>Năng lực số 2.5 CB1a: HS phân biệt được chuẩn mực hành vi đơn giản và biết sử dụng lời nói lễ phép, lịch sự khi nhắn tin hoặc gọi video chúc mừng thầy cô qua ứng dụng liên lạc dưới sự hướng dẫn của người lớn</w:t>
             </w:r>
           </w:p>
         </w:tc>
@@ -1426,7 +1430,7 @@
                 <w:i w:val="0"/>
                 <w:sz w:val="20"/>
               </w:rPr>
-              <w:t>Bài 4: YÊU QUÝ BẠN BÈ (Tiết 1)</w:t>
+              <w:t>Bài 4. Yêu quý bạn bè (Tiết 1)</w:t>
             </w:r>
           </w:p>
         </w:tc>
@@ -1465,7 +1469,7 @@
                 <w:i w:val="0"/>
                 <w:sz w:val="18"/>
               </w:rPr>
-              <w:t>NLS-GQVĐ (Cơ bản 1): Chiếu vài tình huống trên màn hình như bạn quên đồ dùng, bạn bị ngã ở sân, bạn buồn vì bị trêu.</w:t>
+              <w:t>Tích hợp AI; YCCĐ 2.A3.1: HS nhận thức cần duy trì thái độ lịch sự khi tương tác với công nghệ để AI học được điều tích cực; biết dùng lời nói phù hợp, không xúc phạm và không cung cấp thông tin cá nhân</w:t>
             </w:r>
           </w:p>
         </w:tc>
@@ -1543,7 +1547,7 @@
                 <w:i w:val="0"/>
                 <w:sz w:val="20"/>
               </w:rPr>
-              <w:t>Bài 4: YÊU QUÝ BẠN BÈ (Tiết 2)</w:t>
+              <w:t>Bài 4. Yêu quý bạn bè (Tiết 2)</w:t>
             </w:r>
           </w:p>
         </w:tc>
@@ -1640,7 +1644,7 @@
                 <w:i w:val="0"/>
                 <w:sz w:val="20"/>
               </w:rPr>
-              <w:t>Ôn tập, thực hành kĩ năng</w:t>
+              <w:t>Ôn tập, đánh giá</w:t>
             </w:r>
           </w:p>
         </w:tc>
@@ -1659,7 +1663,7 @@
                 <w:i w:val="0"/>
                 <w:sz w:val="20"/>
               </w:rPr>
-              <w:t>THỰC HÀNH KĨ NĂNG GIỮA HỌC KÌ I</w:t>
+              <w:t>Thực hành kĩ năng giữa học kì I</w:t>
             </w:r>
           </w:p>
         </w:tc>
@@ -1775,7 +1779,7 @@
                 <w:i w:val="0"/>
                 <w:sz w:val="20"/>
               </w:rPr>
-              <w:t>Bài 5: QUÝ TRỌNG THỜI GIAN (Tiết 1)</w:t>
+              <w:t>Bài 5. Quý trọng thời gian (Tiết 1)</w:t>
             </w:r>
           </w:p>
         </w:tc>
@@ -1814,7 +1818,7 @@
                 <w:i w:val="0"/>
                 <w:sz w:val="18"/>
               </w:rPr>
-              <w:t>NLS-KT (Cơ bản 1): Chiếu bảng ghi thời gian một số việc thường ngày của trẻ em (ăn cơm, làm bài, xem ti vi, xem clip, chơi trò chơi trên máy).</w:t>
+              <w:t>Năng lực số 5.2 CB1b: HS xem đồng hồ bấm giờ, cảm nhận được một phút dài bao nhiêu và đọc lại thời gian biểu lớp vừa lập trên máy</w:t>
             </w:r>
           </w:p>
           <w:p>
@@ -1905,7 +1909,7 @@
                 <w:i w:val="0"/>
                 <w:sz w:val="20"/>
               </w:rPr>
-              <w:t>Bài 5: QUÝ TRỌNG THỜI GIAN (Tiết 2)</w:t>
+              <w:t>Bài 5. Quý trọng thời gian (Tiết 2)</w:t>
             </w:r>
           </w:p>
         </w:tc>
@@ -1944,6 +1948,7 @@
                 <w:i w:val="0"/>
                 <w:sz w:val="18"/>
               </w:rPr>
+              <w:t>Năng lực số 1.3 CB1a: Nhận biết được nơi để sắp xếp dữ liệu, thông tin một cách đơn giản trong môi trường có cấu trúc; nhận diện ứng dụng Lịch hoặc đồng hồ số có thể hỗ trợ sắp xếp công việc</w:t>
             </w:r>
           </w:p>
         </w:tc>
@@ -2021,7 +2026,7 @@
                 <w:i w:val="0"/>
                 <w:sz w:val="20"/>
               </w:rPr>
-              <w:t>Bài 6: NHẬN LỖI VÀ SỬA LỖI (Tiết 1)</w:t>
+              <w:t>Bài 6. Nhận lỗi và sửa lỗi (Tiết 1)</w:t>
             </w:r>
           </w:p>
         </w:tc>
@@ -2151,7 +2156,7 @@
                 <w:i w:val="0"/>
                 <w:sz w:val="20"/>
               </w:rPr>
-              <w:t>Bài 6: NHẬN LỖI VÀ SỬA LỖI (Tiết 2)</w:t>
+              <w:t>Bài 6. Nhận lỗi và sửa lỗi (Tiết 2)</w:t>
             </w:r>
           </w:p>
         </w:tc>
@@ -2190,6 +2195,7 @@
                 <w:i w:val="0"/>
                 <w:sz w:val="18"/>
               </w:rPr>
+              <w:t>Năng lực số 5.2 CB1a: Sử dụng công cụ số đơn giản để giải quyết nhu cầu học tập và nhận phản hồi từ công cụ; hiểu phản hồi “Sai” là cơ hội kiểm tra, sửa lại câu trả lời và tiến bộ</w:t>
             </w:r>
           </w:p>
         </w:tc>
@@ -2267,7 +2273,7 @@
                 <w:i w:val="0"/>
                 <w:sz w:val="20"/>
               </w:rPr>
-              <w:t>Bài 7: BẢO QUẢN ĐỒ DÙNG CÁ NHÂN (Tiết 1)</w:t>
+              <w:t>Bài 7. Bảo quản đồ dùng cá nhân (Tiết 1)</w:t>
             </w:r>
           </w:p>
         </w:tc>
@@ -2306,7 +2312,20 @@
                 <w:i w:val="0"/>
                 <w:sz w:val="18"/>
               </w:rPr>
-              <w:t>NLS-KT (Cơ bản 1): Chụp ảnh cặp sách, hộp bút, giày dép của vài HS lúc đầu giờ rồi chiếu lên màn hình.</w:t>
+              <w:t>sau và nói được mình đã giữ gìn đồ dùng của mình thế nào</w:t>
+            </w:r>
+          </w:p>
+          <w:p>
+            <w:pPr>
+              <w:spacing w:after="0"/>
+            </w:pPr>
+            <w:r>
+              <w:rPr>
+                <w:b w:val="0"/>
+                <w:i w:val="0"/>
+                <w:sz w:val="18"/>
+              </w:rPr>
+              <w:t>NLS: Năng lực số 1.1 CB1b: HS nhìn cặp ảnh trước</w:t>
             </w:r>
           </w:p>
           <w:p>
@@ -2397,7 +2416,7 @@
                 <w:i w:val="0"/>
                 <w:sz w:val="20"/>
               </w:rPr>
-              <w:t>Bài 7: BẢO QUẢN ĐỒ DÙNG CÁ NHÂN (Tiết 2)</w:t>
+              <w:t>Bài 7. Bảo quản đồ dùng cá nhân (Tiết 2)</w:t>
             </w:r>
           </w:p>
         </w:tc>
@@ -2436,6 +2455,7 @@
                 <w:i w:val="0"/>
                 <w:sz w:val="18"/>
               </w:rPr>
+              <w:t>Năng lực số 4.1 CB1a: Nhận biết được cách bảo vệ nội dung số và sử dụng thiết bị số an toàn một cách đơn giản; hình thành ý thức bảo quản máy tính, máy tính bảng và tệp tin học tập như tài sản cá nhân</w:t>
             </w:r>
           </w:p>
         </w:tc>
@@ -2513,7 +2533,7 @@
                 <w:i w:val="0"/>
                 <w:sz w:val="20"/>
               </w:rPr>
-              <w:t>Bài 8: BẢO QUẢN ĐỒ DÙNG GIA ĐÌNH (Tiết 1)</w:t>
+              <w:t>Bài 8. Bảo quản đồ dùng gia đình (Tiết 1)</w:t>
             </w:r>
           </w:p>
         </w:tc>
@@ -2552,7 +2572,7 @@
                 <w:i w:val="0"/>
                 <w:sz w:val="18"/>
               </w:rPr>
-              <w:t>NLS-GQVĐ (Cơ bản 1): Chiếu các tình huống có thật.</w:t>
+              <w:t>Năng lực số 1.1 CB1b: HS đọc được kí hiệu cảnh báo và vài dòng hướng dẫn giữ gìn in trên đồ dùng gia đình</w:t>
             </w:r>
           </w:p>
           <w:p>
@@ -2643,7 +2663,7 @@
                 <w:i w:val="0"/>
                 <w:sz w:val="20"/>
               </w:rPr>
-              <w:t>Bài 8: BẢO QUẢN ĐỒ DÙNG GIA ĐÌNH (Tiết 2)</w:t>
+              <w:t>Bài 8. Bảo quản đồ dùng gia đình (Tiết 2)</w:t>
             </w:r>
           </w:p>
         </w:tc>
@@ -2682,6 +2702,7 @@
                 <w:i w:val="0"/>
                 <w:sz w:val="18"/>
               </w:rPr>
+              <w:t>Năng lực số 1.1 CB1b: HS đọc được kí hiệu cảnh báo và vài dòng hướng dẫn giữ gìn in trên đồ dùng gia đình</w:t>
             </w:r>
           </w:p>
         </w:tc>
@@ -2764,7 +2785,7 @@
                 <w:i w:val="0"/>
                 <w:sz w:val="20"/>
               </w:rPr>
-              <w:t>Ôn tập, thực hành kĩ năng</w:t>
+              <w:t>Ôn tập, đánh giá</w:t>
             </w:r>
           </w:p>
         </w:tc>
@@ -2783,7 +2804,7 @@
                 <w:i w:val="0"/>
                 <w:sz w:val="20"/>
               </w:rPr>
-              <w:t>ÔN TẬP TỔNG HỢP CUỐI HỌC KÌ I</w:t>
+              <w:t>Thực hành kĩ năng cuối học kì I</w:t>
             </w:r>
           </w:p>
         </w:tc>
@@ -2822,7 +2843,6 @@
                 <w:i w:val="0"/>
                 <w:sz w:val="18"/>
               </w:rPr>
-              <w:t>GV chủ động bố trí trong tuần 18</w:t>
             </w:r>
           </w:p>
         </w:tc>
@@ -2900,7 +2920,7 @@
                 <w:i w:val="0"/>
                 <w:sz w:val="20"/>
               </w:rPr>
-              <w:t>Bài 9: CẢM XÚC CỦA EM (Tiết 1)</w:t>
+              <w:t>Bài 9. Cảm xúc của em (Tiết 1)</w:t>
             </w:r>
           </w:p>
         </w:tc>
@@ -2939,7 +2959,7 @@
                 <w:i w:val="0"/>
                 <w:sz w:val="18"/>
               </w:rPr>
-              <w:t>NLS-GT (Cơ bản 1): Chiếu bảng biểu tượng cảm xúc quen thuộc trên điện thoại (mặt cười, mặt buồn, mặt giận) đặt cạnh ảnh khuôn mặt thật tương ứng.</w:t>
+              <w:t>Năng lực số 2.6 CB1a: HS biết lựa chọn biểu tượng cảm xúc (Emoji) hoặc ảnh đại diện (Avatar) thân thiện để thể hiện và lan tỏa cảm xúc tích cực trên môi trường số</w:t>
             </w:r>
           </w:p>
           <w:p>
@@ -3030,7 +3050,7 @@
                 <w:i w:val="0"/>
                 <w:sz w:val="20"/>
               </w:rPr>
-              <w:t>Bài 9: CẢM XÚC CỦA EM (Tiết 2)</w:t>
+              <w:t>Bài 9. Cảm xúc của em (Tiết 2)</w:t>
             </w:r>
           </w:p>
         </w:tc>
@@ -3069,6 +3089,7 @@
                 <w:i w:val="0"/>
                 <w:sz w:val="18"/>
               </w:rPr>
+              <w:t>NLS: Năng lực số 2.1 CB1a: HS gọi tên được cảm xúc trên khuôn mặt thật và trên biểu tượng</w:t>
             </w:r>
           </w:p>
         </w:tc>
@@ -3146,7 +3167,7 @@
                 <w:i w:val="0"/>
                 <w:sz w:val="20"/>
               </w:rPr>
-              <w:t>Bài 10: KIỀM CHẾ CẢM XÚC TIÊU CỰC (Tiết 1)</w:t>
+              <w:t>Bài 10. Kiềm chế cảm xúc tiêu cực (Tiết 1)</w:t>
             </w:r>
           </w:p>
         </w:tc>
@@ -3185,7 +3206,7 @@
                 <w:i w:val="0"/>
                 <w:sz w:val="18"/>
               </w:rPr>
-              <w:t>NLS-GQVĐ (Cơ bản 1): Chiếu tình huống có thật với trẻ em.</w:t>
+              <w:t>Năng lực số 4.3 CB1a: HS nhận biết cách đơn giản để tránh rủi ro, đe dọa đến sức khỏe thể chất và tinh thần khi sử dụng công nghệ số; biết rời khỏi màn hình và báo người lớn khi gặp nội dung tiêu cực hoặc bị bắt nạt trên môi trường số</w:t>
             </w:r>
           </w:p>
           <w:p>
@@ -3276,7 +3297,7 @@
                 <w:i w:val="0"/>
                 <w:sz w:val="20"/>
               </w:rPr>
-              <w:t>Bài 10: KIỀM CHẾ CẢM XÚC TIÊU CỰC (Tiết 2)</w:t>
+              <w:t>Bài 10. Kiềm chế cảm xúc tiêu cực (Tiết 2)</w:t>
             </w:r>
           </w:p>
         </w:tc>
@@ -3315,6 +3336,7 @@
                 <w:i w:val="0"/>
                 <w:sz w:val="18"/>
               </w:rPr>
+              <w:t>Năng lực số 5.2 CB1b: HS chọn được cách phản ứng phù hợp trong từng tình huống và làm được các bước hít thở làm dịu cơn giận</w:t>
             </w:r>
           </w:p>
         </w:tc>
@@ -3392,7 +3414,7 @@
                 <w:i w:val="0"/>
                 <w:sz w:val="20"/>
               </w:rPr>
-              <w:t>Bài 10: KIỀM CHẾ CẢM XÚC TIÊU CỰC (Tiết 3)</w:t>
+              <w:t>Bài 10. Kiềm chế cảm xúc tiêu cực (Tiết 3)</w:t>
             </w:r>
           </w:p>
         </w:tc>
@@ -3431,6 +3453,7 @@
                 <w:i w:val="0"/>
                 <w:sz w:val="18"/>
               </w:rPr>
+              <w:t>Năng lực số 5.2 CB1b: HS chọn được cách phản ứng phù hợp trong từng tình huống và làm được các bước hít thở làm dịu cơn giận</w:t>
             </w:r>
           </w:p>
         </w:tc>
@@ -3508,7 +3531,7 @@
                 <w:i w:val="0"/>
                 <w:sz w:val="20"/>
               </w:rPr>
-              <w:t>Bài 11: TÌM KIẾM SỰ HỖ TRỢ KHI Ở NHÀ (Tiết 1)</w:t>
+              <w:t>Bài 11. Tìm kiếm sự hỗ trợ khi ở nhà (Tiết 1)</w:t>
             </w:r>
           </w:p>
         </w:tc>
@@ -3547,7 +3570,7 @@
                 <w:i w:val="0"/>
                 <w:sz w:val="18"/>
               </w:rPr>
-              <w:t>NLS-GT (Cơ bản 1): Ở nhà một mình, chiếc điện thoại là công cụ cầu cứu thật sự.</w:t>
+              <w:t>NLS: Năng lực số 2.1 CB1a: HS nhớ và nói được số điện thoại của bố mẹ cùng các số gọi khẩn cấp</w:t>
             </w:r>
           </w:p>
         </w:tc>
@@ -3625,7 +3648,7 @@
                 <w:i w:val="0"/>
                 <w:sz w:val="20"/>
               </w:rPr>
-              <w:t>Bài 11: TÌM KIẾM SỰ HỖ TRỢ KHI Ở NHÀ (Tiết 2)</w:t>
+              <w:t>Bài 11. Tìm kiếm sự hỗ trợ khi ở nhà (Tiết 2)</w:t>
             </w:r>
           </w:p>
         </w:tc>
@@ -3664,6 +3687,7 @@
                 <w:i w:val="0"/>
                 <w:sz w:val="18"/>
               </w:rPr>
+              <w:t>Năng lực số 1.1 CB1a: Xác định được thông tin cần tìm và thực hiện tìm kiếm đơn giản trong môi trường số dưới sự giám sát của người lớn</w:t>
             </w:r>
           </w:p>
         </w:tc>
@@ -3722,7 +3746,7 @@
                 <w:i w:val="0"/>
                 <w:sz w:val="20"/>
               </w:rPr>
-              <w:t>Ôn tập, thực hành kĩ năng</w:t>
+              <w:t>Ôn tập, đánh giá</w:t>
             </w:r>
           </w:p>
         </w:tc>
@@ -3741,7 +3765,7 @@
                 <w:i w:val="0"/>
                 <w:sz w:val="20"/>
               </w:rPr>
-              <w:t>THỰC HÀNH KĨ NĂNG GIỮA HỌC KÌ II</w:t>
+              <w:t>Thực hành kĩ năng giữa học kì II</w:t>
             </w:r>
           </w:p>
         </w:tc>
@@ -3857,7 +3881,7 @@
                 <w:i w:val="0"/>
                 <w:sz w:val="20"/>
               </w:rPr>
-              <w:t>Bài 12: TÌM KIẾM SỰ HỖ TRỢ KHI Ở TRƯỜNG (Tiết 1)</w:t>
+              <w:t>Bài 12. Tìm kiếm sự hỗ trợ khi ở trường (Tiết 1)</w:t>
             </w:r>
           </w:p>
         </w:tc>
@@ -3896,7 +3920,7 @@
                 <w:i w:val="0"/>
                 <w:sz w:val="18"/>
               </w:rPr>
-              <w:t>NLS-GQVĐ (Cơ bản 1): Chiếu sơ đồ trường học trên máy và bấm sáng những nơi.</w:t>
+              <w:t>Năng lực số 5.2 CB1a: HS nhận ra một số công cụ số và giải pháp công nghệ đơn giản tại trường như loa thông báo, chuông báo, camera giám sát, điện thoại nội bộ hoặc màn hình hướng dẫn có thể hỗ trợ bảo đảm an toàn và giúp tìm kiếm sự hỗ trợ kịp thời</w:t>
             </w:r>
           </w:p>
         </w:tc>
@@ -3974,7 +3998,7 @@
                 <w:i w:val="0"/>
                 <w:sz w:val="20"/>
               </w:rPr>
-              <w:t>Bài 12: TÌM KIẾM SỰ HỖ TRỢ KHI Ở TRƯỜNG (Tiết 2)</w:t>
+              <w:t>Bài 12. Tìm kiếm sự hỗ trợ khi ở trường (Tiết 2)</w:t>
             </w:r>
           </w:p>
         </w:tc>
@@ -4013,6 +4037,7 @@
                 <w:i w:val="0"/>
                 <w:sz w:val="18"/>
               </w:rPr>
+              <w:t>Năng lực số 1.1 CB1a: HS xác định được thông tin cần tìm để nhận hỗ trợ ở trường như phòng y tế, người trực trường, nội quy an toàn hoặc nguồn trợ giúp đáng tin cậy; bước đầu biết thực hiện thao tác tìm kiếm đơn giản dưới sự giám sát của người lớn và không cung cấp thông tin cá nhân cho người lạ</w:t>
             </w:r>
           </w:p>
         </w:tc>
@@ -4090,7 +4115,7 @@
                 <w:i w:val="0"/>
                 <w:sz w:val="20"/>
               </w:rPr>
-              <w:t>Bài 13: TÌM KIẾM SỰ HỖ TRỢ Ở NƠI CÔNG CỘNG</w:t>
+              <w:t>Bài 13. Tìm kiếm sự hỗ trợ ở nơi công cộng</w:t>
             </w:r>
           </w:p>
         </w:tc>
@@ -4129,7 +4154,7 @@
                 <w:i w:val="0"/>
                 <w:sz w:val="18"/>
               </w:rPr>
-              <w:t>NLS-KT (Cơ bản 1): Chiếu ảnh chụp thật những nơi công cộng quen thuộc (siêu thị, công viên, bến xe).</w:t>
+              <w:t>Năng lực số 1.1 CB1a: HS xác định được thông tin liên lạc cần tìm khi bị lạc hoặc gặp sự cố như số điện thoại người thân, số khẩn cấp hoặc địa chỉ điểm hỗ trợ; thực hiện tìm kiếm đơn giản dưới sự hướng dẫn của người lớn, không chia sẻ thông tin riêng với người lạ</w:t>
             </w:r>
           </w:p>
           <w:p>
@@ -4220,7 +4245,7 @@
                 <w:i w:val="0"/>
                 <w:sz w:val="20"/>
               </w:rPr>
-              <w:t>Bài 14: TÌM HIỂU QUY ĐỊNH NƠI CÔNG CỘNG (Tiết 1)</w:t>
+              <w:t>Bài 14. Tìm hiểu quy định nơi công cộng (Tiết 1)</w:t>
             </w:r>
           </w:p>
         </w:tc>
@@ -4259,7 +4284,7 @@
                 <w:i w:val="0"/>
                 <w:sz w:val="18"/>
               </w:rPr>
-              <w:t>NLS-GQVĐ (Cơ bản 1): Chiếu ảnh một nơi công cộng.</w:t>
+              <w:t>Năng lực số 1.1 CB1b: HS đọc được biển nội quy, biển cấm nơi công cộng, kể cả biển liên quan tới điện thoại và máy quay</w:t>
             </w:r>
           </w:p>
           <w:p>
@@ -4350,7 +4375,7 @@
                 <w:i w:val="0"/>
                 <w:sz w:val="20"/>
               </w:rPr>
-              <w:t>Bài 14: TÌM HIỂU QUY ĐỊNH NƠI CÔNG CỘNG (Tiết 2)</w:t>
+              <w:t>Bài 14. Tìm hiểu quy định nơi công cộng (Tiết 2)</w:t>
             </w:r>
           </w:p>
         </w:tc>
@@ -4389,6 +4414,20 @@
                 <w:i w:val="0"/>
                 <w:sz w:val="18"/>
               </w:rPr>
+              <w:t>biết thực hiện tìm kiếm đơn giản nội quy của một địa điểm công cộng từ nguồn tin cậy dưới sự hướng dẫn của người lớn; không bấm vào trang lạ và không cung cấp thông tin cá nhân</w:t>
+            </w:r>
+          </w:p>
+          <w:p>
+            <w:pPr>
+              <w:spacing w:after="0"/>
+            </w:pPr>
+            <w:r>
+              <w:rPr>
+                <w:b w:val="0"/>
+                <w:i w:val="0"/>
+                <w:sz w:val="18"/>
+              </w:rPr>
+              <w:t>NLS: Năng lực số 1.1 CB1a: HS xác định được thông tin cần tìm</w:t>
             </w:r>
           </w:p>
         </w:tc>
@@ -4466,7 +4505,7 @@
                 <w:i w:val="0"/>
                 <w:sz w:val="20"/>
               </w:rPr>
-              <w:t>Bài 15: EM TUÂN THỦ QUY ĐỊNH NƠI CÔNG CỘNG (Tiết 1)</w:t>
+              <w:t>Bài 15. Em tuân thủ quy định nơi công cộng (Tiết 1)</w:t>
             </w:r>
           </w:p>
         </w:tc>
@@ -4505,7 +4544,7 @@
                 <w:i w:val="0"/>
                 <w:sz w:val="18"/>
               </w:rPr>
-              <w:t>NLS-GT (Cơ bản 1): Nêu tình huống: em thấy một bạn khóc, một cụ già bị ngã ở nơi công cộng và có người rút điện thoại ra quay lại.</w:t>
+              <w:t>Năng lực số 2.1 CB1a: HS nêu được việc nên làm khi thấy người gặp chuyện ở nơi công cộng thay vì đứng quay phim</w:t>
             </w:r>
           </w:p>
           <w:p>
@@ -4596,7 +4635,7 @@
                 <w:i w:val="0"/>
                 <w:sz w:val="20"/>
               </w:rPr>
-              <w:t>Bài 15: EM TUÂN THỦ QUY ĐỊNH NƠI CÔNG CỘNG (Tiết 2)</w:t>
+              <w:t>Bài 15. Em tuân thủ quy định nơi công cộng (Tiết 2)</w:t>
             </w:r>
           </w:p>
         </w:tc>
@@ -4635,6 +4674,7 @@
                 <w:i w:val="0"/>
                 <w:sz w:val="18"/>
               </w:rPr>
+              <w:t>Năng lực số 2.1 CB1a: HS nêu được việc nên làm khi thấy người gặp chuyện ở nơi công cộng thay vì đứng quay phim</w:t>
             </w:r>
           </w:p>
         </w:tc>
@@ -4693,7 +4733,7 @@
                 <w:i w:val="0"/>
                 <w:sz w:val="20"/>
               </w:rPr>
-              <w:t>Ôn tập, thực hành kĩ năng</w:t>
+              <w:t>Ôn tập, đánh giá</w:t>
             </w:r>
           </w:p>
         </w:tc>
@@ -4712,7 +4752,7 @@
                 <w:i w:val="0"/>
                 <w:sz w:val="20"/>
               </w:rPr>
-              <w:t>THỰC HÀNH KĨ NĂNG CUỐI NĂM</w:t>
+              <w:t>Thực hành kĩ năng cuối năm học</w:t>
             </w:r>
           </w:p>
         </w:tc>

--- a/assets/docs/lop2/Dao duc - Lop 2.docx
+++ b/assets/docs/lop2/Dao duc - Lop 2.docx
@@ -2065,7 +2065,7 @@
                 <w:i w:val="0"/>
                 <w:sz w:val="18"/>
               </w:rPr>
-              <w:t>NLS-GQVĐ (Cơ bản 1): Chiếu các cách ứng xử trên màn hình cho HS chọn cách đúng gồm nhận lỗi, xin lỗi, sửa lỗi.</w:t>
+              <w:t>Năng lực số Miền 1 (Cơ bản, bậc 1): Ở bài “Nhận lỗi và sửa lỗi”, GV chiếu các đoạn phim tình huống ngắn về bạn nhỏ làm hỏng đồ của bạn, quên làm bài, nói dối mẹ; Năng lực số Miền 5 (Cơ bản, bậc 1): GV chiếu các cách ứng xử trên màn hình cho HS chọn cách đúng gồm nhận lỗi, xin lỗi, sửa lỗi; máy báo đúng</w:t>
             </w:r>
           </w:p>
           <w:p>

--- a/assets/docs/lop2/Dao duc - Lop 2.docx
+++ b/assets/docs/lop2/Dao duc - Lop 2.docx
@@ -754,7 +754,7 @@
                 <w:i w:val="0"/>
                 <w:sz w:val="18"/>
               </w:rPr>
-              <w:t>Tích hợp AI; YCCĐ 2.A1.1: HS biết dùng công cụ có hỗ trợ AI để tìm kiếm hình ảnh, thông tin đẹp về quê hương mình dưới sự hướng dẫn của GV; Năng lực số 1.1 CB1b: HS chỉ được vị trí quê mình trên bản đồ số và gọi tên vài nơi quen thuộc nhìn thấy trên màn hình</w:t>
+              <w:t>Tích hợp AI - YCCĐ 2.A1.1: HS biết dùng công cụ có hỗ trợ AI để tìm kiếm hình ảnh, thông tin đẹp về quê hương mình dưới sự hướng dẫn của GV; Năng lực số 1.1 CB1b: HS chỉ được vị trí quê mình trên bản đồ số và gọi tên vài nơi quen thuộc nhìn thấy trên màn hình</w:t>
             </w:r>
           </w:p>
         </w:tc>
@@ -871,7 +871,7 @@
                 <w:i w:val="0"/>
                 <w:sz w:val="18"/>
               </w:rPr>
-              <w:t>Tích hợp AI; YCCĐ 2.A1.1: HS biết dùng công cụ có hỗ trợ AI để tìm kiếm hình ảnh, thông tin đẹp về quê hương dưới sự hướng dẫn của GV; biết kiểm tra kết quả và không cung cấp thông tin cá nhân; Năng lực số 3.1 CB1a: HS kể được việc mình đã làm cho quê hương khi ảnh của mình hiện lên màn hình</w:t>
+              <w:t>Tích hợp AI - YCCĐ 2.A1.1: HS biết dùng công cụ có hỗ trợ AI để tìm kiếm hình ảnh, thông tin đẹp về quê hương dưới sự hướng dẫn của GV; biết kiểm tra kết quả và không cung cấp thông tin cá nhân; Năng lực số 3.1 CB1a: HS kể được việc mình đã làm cho quê hương khi ảnh của mình hiện lên màn hình</w:t>
             </w:r>
           </w:p>
           <w:p>
@@ -1235,7 +1235,7 @@
                 <w:i w:val="0"/>
                 <w:sz w:val="18"/>
               </w:rPr>
-              <w:t>Tích hợp AI; YCCĐ 2.A1.2: HS hiểu AI có thể hỗ trợ thầy cô giảng bài nhưng tình cảm, sự quan tâm và động viên của thầy cô là điều AI không thể thay thế</w:t>
+              <w:t>Tích hợp AI - YCCĐ 2.A1.2: HS hiểu AI có thể hỗ trợ thầy cô giảng bài nhưng tình cảm, sự quan tâm và động viên của thầy cô là điều AI không thể thay thế</w:t>
             </w:r>
           </w:p>
         </w:tc>
@@ -1469,7 +1469,7 @@
                 <w:i w:val="0"/>
                 <w:sz w:val="18"/>
               </w:rPr>
-              <w:t>Tích hợp AI; YCCĐ 2.A3.1: HS nhận thức cần duy trì thái độ lịch sự khi tương tác với công nghệ để AI học được điều tích cực; biết dùng lời nói phù hợp, không xúc phạm và không cung cấp thông tin cá nhân</w:t>
+              <w:t>Tích hợp AI - YCCĐ 2.A3.1: HS nhận thức cần duy trì thái độ lịch sự khi tương tác với công nghệ để AI học được điều tích cực; biết dùng lời nói phù hợp, không xúc phạm và không cung cấp thông tin cá nhân</w:t>
             </w:r>
           </w:p>
         </w:tc>
@@ -2312,20 +2312,7 @@
                 <w:i w:val="0"/>
                 <w:sz w:val="18"/>
               </w:rPr>
-              <w:t>sau và nói được mình đã giữ gìn đồ dùng của mình thế nào</w:t>
-            </w:r>
-          </w:p>
-          <w:p>
-            <w:pPr>
-              <w:spacing w:after="0"/>
-            </w:pPr>
-            <w:r>
-              <w:rPr>
-                <w:b w:val="0"/>
-                <w:i w:val="0"/>
-                <w:sz w:val="18"/>
-              </w:rPr>
-              <w:t>NLS: Năng lực số 1.1 CB1b: HS nhìn cặp ảnh trước</w:t>
+              <w:t>Năng lực số 1.1 CB1b: HS nhìn cặp ảnh trước - sau và nói được mình đã giữ gìn đồ dùng của mình thế nào</w:t>
             </w:r>
           </w:p>
           <w:p>
